--- a/articles/finished/MoNeoPhapQuyen-vn.docx
+++ b/articles/finished/MoNeoPhapQuyen-vn.docx
@@ -57,6 +57,57 @@
       </w:r>
       <w:r>
         <w:t>www.locnguyen.net</w:t>
+      </w:r>
+    </w:p>
+    <w:p/>
+    <w:p>
+      <w:pPr>
+        <w:rPr>
+          <w:b/>
+          <w:sz w:val="28"/>
+          <w:szCs w:val="28"/>
+        </w:rPr>
+      </w:pPr>
+      <w:r>
+        <w:rPr>
+          <w:b/>
+          <w:sz w:val="28"/>
+          <w:szCs w:val="28"/>
+        </w:rPr>
+        <w:t>Tóm tắt</w:t>
+      </w:r>
+    </w:p>
+    <w:p>
+      <w:r>
+        <w:t>Bài nghiên cứu này hệ thống hóa và chứng minh biện minh tồn tại là mỏ neo của triết học pháp quyền Hegel, ẩn tàng của mệnh đề nền tảng “</w:t>
+      </w:r>
+      <w:r>
+        <w:t>C</w:t>
+      </w:r>
+      <w:bookmarkStart w:id="0" w:name="_GoBack"/>
+      <w:bookmarkEnd w:id="0"/>
+      <w:r>
+        <w:t>ái gì hợp lý tính là hiện thực và cái gì hiện thực thì hợp lý tính</w:t>
+      </w:r>
+      <w:r>
+        <w:t xml:space="preserve">”, cầu nối khả dĩ giữa “ánh xạ thế giới tự nhiên vào thế giới tinh thần vẫn bảo toàn tính chất tự nhiên” với “học thuyết ý niệm hợp nhất vật chất và </w:t>
+      </w:r>
+      <w:r>
+        <w:t>ý thức</w:t>
+      </w:r>
+      <w:r>
+        <w:t>”.</w:t>
+      </w:r>
+    </w:p>
+    <w:p>
+      <w:r>
+        <w:rPr>
+          <w:b/>
+        </w:rPr>
+        <w:t>Từ khóa:</w:t>
+      </w:r>
+      <w:r>
+        <w:t xml:space="preserve"> triết học pháp quyền Hegel, học thuyết ý niệm, hợp lý tính.</w:t>
       </w:r>
     </w:p>
     <w:p/>
@@ -411,6 +462,7 @@
     <w:p/>
     <w:p>
       <w:r>
+        <w:lastRenderedPageBreak/>
         <w:t>Mệnh đề này quan trọng vì kết nối khái niệm và tồn tại để khái niệm trong tư duy con người cũng có bản chất tự nhiên như mọi hiện tượng tự nhiên. Lúc này:</w:t>
       </w:r>
     </w:p>
@@ -457,7 +509,6 @@
     </w:p>
     <w:p>
       <w:r>
-        <w:lastRenderedPageBreak/>
         <w:t>“</w:t>
       </w:r>
       <w:r>
@@ -815,8 +866,6 @@
       <w:r>
         <w:t xml:space="preserve">đã </w:t>
       </w:r>
-      <w:bookmarkStart w:id="0" w:name="_GoBack"/>
-      <w:bookmarkEnd w:id="0"/>
       <w:r>
         <w:t>thuộc thế giới tinh thần</w:t>
       </w:r>
@@ -880,7 +929,14 @@
         <w:rPr>
           <w:i/>
         </w:rPr>
-        <w:t xml:space="preserve">trong một tòa án vĩ đại là tinh thần </w:t>
+        <w:t xml:space="preserve">trong một tòa án vĩ đại là </w:t>
+      </w:r>
+      <w:r>
+        <w:rPr>
+          <w:i/>
+        </w:rPr>
+        <w:lastRenderedPageBreak/>
+        <w:t xml:space="preserve">tinh thần </w:t>
       </w:r>
       <w:r>
         <w:rPr>
@@ -979,15 +1035,7 @@
           <w:rFonts w:cs="Times New Roman"/>
           <w:i/>
         </w:rPr>
-        <w:t xml:space="preserve">đến pháp quyền thực định và phổ pháp quyền đồng thời có tính phản phục nghĩa là pháp quyền thực định được suy tưởng trở lại pháp quyền trừu tượng để phản chiếu tiệm cận </w:t>
-      </w:r>
-      <w:r>
-        <w:rPr>
-          <w:rFonts w:cs="Times New Roman"/>
-          <w:i/>
-        </w:rPr>
-        <w:lastRenderedPageBreak/>
-        <w:t xml:space="preserve">tinh thần khách quan hữu hạn với tinh thần chủ quan vô hạn làm quan tòa tối cao thẩm định pháp quyền. Từng phân khúc của phổ pháp quyền như </w:t>
+        <w:t xml:space="preserve">đến pháp quyền thực định và phổ pháp quyền đồng thời có tính phản phục nghĩa là pháp quyền thực định được suy tưởng trở lại pháp quyền trừu tượng để phản chiếu tiệm cận tinh thần khách quan hữu hạn với tinh thần chủ quan vô hạn làm quan tòa tối cao thẩm định pháp quyền. Từng phân khúc của phổ pháp quyền như </w:t>
       </w:r>
       <w:r>
         <w:rPr>
@@ -1367,11 +1415,7 @@
         <w:t>Suy ra Hegel không thể phủ nhận thế giới vật chất nên mới thực hiện ánh xạ thế giới vật chất (thế giới tự nhiên thứ nhất) vào thế giới tinh thần</w:t>
       </w:r>
       <w:r>
-        <w:t xml:space="preserve"> (thế giới tự nhiên thứ hai) mà vẫn bảo toàn bản chất tự nhiên, thường hằng, vốn có. Do đó pháp quyền Hegel tuy mạch lạc trong thế giới tinh thần nhưng chỉ áp dụng vào lịch sử xã hội mặc dù điều này vẫn đúng và đủ, tuy nhiên, thật thú vị và hữu ích khi mở rộng pháp quyền vào thế giới vật chất (thế giới tự nhiên thứ nhất) mà </w:t>
-      </w:r>
-      <w:r>
-        <w:lastRenderedPageBreak/>
-        <w:t xml:space="preserve">không có cách nào hoàn hảo </w:t>
+        <w:t xml:space="preserve"> (thế giới tự nhiên thứ hai) mà vẫn bảo toàn bản chất tự nhiên, thường hằng, vốn có. Do đó pháp quyền Hegel tuy mạch lạc trong thế giới tinh thần nhưng chỉ áp dụng vào lịch sử xã hội mặc dù điều này vẫn đúng và đủ, tuy nhiên, thật thú vị và hữu ích khi mở rộng pháp quyền vào thế giới vật chất (thế giới tự nhiên thứ nhất) mà không có cách nào hoàn hảo </w:t>
       </w:r>
       <w:r>
         <w:t xml:space="preserve">nào </w:t>
@@ -1881,7 +1925,7 @@
           <w:rPr>
             <w:noProof/>
           </w:rPr>
-          <w:t>3</w:t>
+          <w:t>5</w:t>
         </w:r>
         <w:r>
           <w:rPr>
@@ -2730,7 +2774,7 @@
 </file>
 
 <file path=customXml/itemProps1.xml><?xml version="1.0" encoding="utf-8"?>
-<ds:datastoreItem xmlns:ds="http://schemas.openxmlformats.org/officeDocument/2006/customXml" ds:itemID="{E4D7193F-9803-4CDA-9253-B24CA436E3F5}">
+<ds:datastoreItem xmlns:ds="http://schemas.openxmlformats.org/officeDocument/2006/customXml" ds:itemID="{56FD912C-D023-43F2-B584-4DCDA44AFE80}">
   <ds:schemaRefs>
     <ds:schemaRef ds:uri="http://schemas.openxmlformats.org/officeDocument/2006/bibliography"/>
   </ds:schemaRefs>
